--- a/report.docx
+++ b/report.docx
@@ -8,15 +8,7 @@
       </w:r>
       <w:r>
         <w:br/>
-        <w:t xml:space="preserve">Aryan </w:t>
-      </w:r>
-      <w:proofErr w:type="gramStart"/>
-      <w:r>
-        <w:t>Thakur :</w:t>
-      </w:r>
-      <w:proofErr w:type="gramEnd"/>
-      <w:r>
-        <w:t xml:space="preserve"> </w:t>
+        <w:t xml:space="preserve">Aryan Thakur : </w:t>
       </w:r>
       <w:proofErr w:type="spellStart"/>
       <w:r>
@@ -26,39 +18,17 @@
     </w:p>
     <w:p>
       <w:r>
-        <w:t xml:space="preserve">Krina </w:t>
-      </w:r>
-      <w:proofErr w:type="gramStart"/>
-      <w:r>
-        <w:t>Parikh :</w:t>
-      </w:r>
-      <w:proofErr w:type="gramEnd"/>
-      <w:r>
-        <w:t xml:space="preserve"> </w:t>
-      </w:r>
-      <w:r>
-        <w:rPr>
-          <w:highlight w:val="yellow"/>
-        </w:rPr>
-        <w:t>add</w:t>
+        <w:t xml:space="preserve">Krina Parikh : </w:t>
+      </w:r>
+      <w:r>
+        <w:t>krinaparikh5</w:t>
       </w:r>
       <w:r>
         <w:br/>
-        <w:t xml:space="preserve">Bhavika </w:t>
-      </w:r>
-      <w:proofErr w:type="gramStart"/>
-      <w:r>
-        <w:t>Agarwal :</w:t>
-      </w:r>
-      <w:proofErr w:type="gramEnd"/>
-      <w:r>
-        <w:t xml:space="preserve"> </w:t>
-      </w:r>
-      <w:r>
-        <w:rPr>
-          <w:highlight w:val="yellow"/>
-        </w:rPr>
-        <w:t>add</w:t>
+        <w:t xml:space="preserve">Bhavika Agarwal : </w:t>
+      </w:r>
+      <w:r>
+        <w:t>Bhavika-Agarwal</w:t>
       </w:r>
     </w:p>
     <w:p>
@@ -84,38 +54,45 @@
     <w:p>
       <w:pPr>
         <w:rPr>
-          <w:highlight w:val="yellow"/>
-        </w:rPr>
-      </w:pPr>
-      <w:r>
-        <w:rPr>
-          <w:highlight w:val="yellow"/>
-        </w:rPr>
-        <w:t xml:space="preserve">Problem: What </w:t>
-      </w:r>
-      <w:proofErr w:type="gramStart"/>
-      <w:r>
-        <w:rPr>
-          <w:highlight w:val="yellow"/>
-        </w:rPr>
-        <w:t>problem</w:t>
-      </w:r>
-      <w:proofErr w:type="gramEnd"/>
-      <w:r>
-        <w:rPr>
-          <w:highlight w:val="yellow"/>
-        </w:rPr>
-        <w:t xml:space="preserve"> are we trying to solve?</w:t>
-      </w:r>
-    </w:p>
-    <w:p>
-      <w:pPr>
-        <w:rPr>
-          <w:highlight w:val="yellow"/>
-        </w:rPr>
-      </w:pPr>
-      <w:r>
-        <w:rPr>
+          <w:b/>
+          <w:bCs/>
+          <w:highlight w:val="yellow"/>
+        </w:rPr>
+      </w:pPr>
+      <w:r>
+        <w:rPr>
+          <w:b/>
+          <w:bCs/>
+          <w:highlight w:val="yellow"/>
+        </w:rPr>
+        <w:t>Problem: What problem are we trying to solve?</w:t>
+      </w:r>
+    </w:p>
+    <w:p>
+      <w:pPr>
+        <w:rPr>
+          <w:highlight w:val="yellow"/>
+        </w:rPr>
+      </w:pPr>
+      <w:r>
+        <w:rPr>
+          <w:highlight w:val="yellow"/>
+        </w:rPr>
+        <w:t>Students often have trouble finding and matching with the perfect research lab for them at their university. Our research lab matcher would make it easier for students to connect and match with research opportunities that fit with their interests and skills.</w:t>
+      </w:r>
+    </w:p>
+    <w:p>
+      <w:pPr>
+        <w:rPr>
+          <w:b/>
+          <w:bCs/>
+          <w:highlight w:val="yellow"/>
+        </w:rPr>
+      </w:pPr>
+      <w:r>
+        <w:rPr>
+          <w:b/>
+          <w:bCs/>
           <w:highlight w:val="yellow"/>
         </w:rPr>
         <w:t xml:space="preserve">Motivation: Why is this a problem? </w:t>
@@ -131,6 +108,37 @@
         <w:rPr>
           <w:highlight w:val="yellow"/>
         </w:rPr>
+        <w:t xml:space="preserve">Research labs are often hidden within hundreds of </w:t>
+      </w:r>
+      <w:proofErr w:type="spellStart"/>
+      <w:r>
+        <w:rPr>
+          <w:highlight w:val="yellow"/>
+        </w:rPr>
+        <w:t>sublinks</w:t>
+      </w:r>
+      <w:proofErr w:type="spellEnd"/>
+      <w:r>
+        <w:rPr>
+          <w:highlight w:val="yellow"/>
+        </w:rPr>
+        <w:t xml:space="preserve"> within university websites and it is often difficult for interested students to find the perfect lab for them. Additionally, it can be difficult for students to know if a certain lab is still operational as labs often do not update their websites, leading students to apply to dead google forms.</w:t>
+      </w:r>
+    </w:p>
+    <w:p>
+      <w:pPr>
+        <w:rPr>
+          <w:b/>
+          <w:bCs/>
+          <w:highlight w:val="yellow"/>
+        </w:rPr>
+      </w:pPr>
+      <w:r>
+        <w:rPr>
+          <w:b/>
+          <w:bCs/>
+          <w:highlight w:val="yellow"/>
+        </w:rPr>
         <w:t>Features implemented</w:t>
       </w:r>
     </w:p>
@@ -140,8 +148,19 @@
           <w:highlight w:val="yellow"/>
         </w:rPr>
       </w:pPr>
-      <w:r>
-        <w:rPr>
+    </w:p>
+    <w:p>
+      <w:pPr>
+        <w:rPr>
+          <w:b/>
+          <w:bCs/>
+          <w:highlight w:val="yellow"/>
+        </w:rPr>
+      </w:pPr>
+      <w:r>
+        <w:rPr>
+          <w:b/>
+          <w:bCs/>
           <w:highlight w:val="yellow"/>
         </w:rPr>
         <w:t>Description of data</w:t>
@@ -157,6 +176,43 @@
         <w:rPr>
           <w:highlight w:val="yellow"/>
         </w:rPr>
+        <w:t xml:space="preserve">We compiled our data of a variety of research labs at </w:t>
+      </w:r>
+      <w:proofErr w:type="spellStart"/>
+      <w:r>
+        <w:rPr>
+          <w:highlight w:val="yellow"/>
+        </w:rPr>
+        <w:t>uf</w:t>
+      </w:r>
+      <w:proofErr w:type="spellEnd"/>
+      <w:r>
+        <w:rPr>
+          <w:highlight w:val="yellow"/>
+        </w:rPr>
+        <w:t xml:space="preserve"> and other universities by simply googling research labs.</w:t>
+      </w:r>
+      <w:r>
+        <w:rPr>
+          <w:highlight w:val="yellow"/>
+        </w:rPr>
+        <w:t xml:space="preserve"> It is a csv file with the following columns: </w:t>
+      </w:r>
+    </w:p>
+    <w:p>
+      <w:pPr>
+        <w:rPr>
+          <w:b/>
+          <w:bCs/>
+          <w:highlight w:val="yellow"/>
+        </w:rPr>
+      </w:pPr>
+      <w:r>
+        <w:rPr>
+          <w:b/>
+          <w:bCs/>
+          <w:highlight w:val="yellow"/>
+        </w:rPr>
         <w:t>Tools/Languages/APIs/Libraries used</w:t>
       </w:r>
     </w:p>
@@ -166,8 +222,19 @@
           <w:highlight w:val="yellow"/>
         </w:rPr>
       </w:pPr>
-      <w:r>
-        <w:rPr>
+    </w:p>
+    <w:p>
+      <w:pPr>
+        <w:rPr>
+          <w:b/>
+          <w:bCs/>
+          <w:highlight w:val="yellow"/>
+        </w:rPr>
+      </w:pPr>
+      <w:r>
+        <w:rPr>
+          <w:b/>
+          <w:bCs/>
           <w:highlight w:val="yellow"/>
         </w:rPr>
         <w:t>Algorithms implemented</w:t>
@@ -179,16 +246,42 @@
           <w:highlight w:val="yellow"/>
         </w:rPr>
       </w:pPr>
-      <w:r>
-        <w:rPr>
+    </w:p>
+    <w:p>
+      <w:pPr>
+        <w:rPr>
+          <w:b/>
+          <w:bCs/>
+          <w:highlight w:val="yellow"/>
+        </w:rPr>
+      </w:pPr>
+      <w:r>
+        <w:rPr>
+          <w:b/>
+          <w:bCs/>
           <w:highlight w:val="yellow"/>
         </w:rPr>
         <w:t>Additional Data Structures/Algorithms used</w:t>
       </w:r>
     </w:p>
     <w:p>
-      <w:r>
-        <w:rPr>
+      <w:pPr>
+        <w:rPr>
+          <w:highlight w:val="yellow"/>
+        </w:rPr>
+      </w:pPr>
+    </w:p>
+    <w:p>
+      <w:pPr>
+        <w:rPr>
+          <w:b/>
+          <w:bCs/>
+        </w:rPr>
+      </w:pPr>
+      <w:r>
+        <w:rPr>
+          <w:b/>
+          <w:bCs/>
           <w:highlight w:val="yellow"/>
         </w:rPr>
         <w:t>Distribution of Responsibility and Roles: Who did what?</w:t>
@@ -213,21 +306,7 @@
         <w:rPr>
           <w:highlight w:val="yellow"/>
         </w:rPr>
-        <w:t xml:space="preserve">Big O worst </w:t>
-      </w:r>
-      <w:proofErr w:type="gramStart"/>
-      <w:r>
-        <w:rPr>
-          <w:highlight w:val="yellow"/>
-        </w:rPr>
-        <w:t>case time</w:t>
-      </w:r>
-      <w:proofErr w:type="gramEnd"/>
-      <w:r>
-        <w:rPr>
-          <w:highlight w:val="yellow"/>
-        </w:rPr>
-        <w:t xml:space="preserve"> complexity analysis of the major functions/features you implemented</w:t>
+        <w:t>Big O worst case time complexity analysis of the major functions/features you implemented</w:t>
       </w:r>
     </w:p>
     <w:p/>
@@ -241,21 +320,7 @@
         <w:rPr>
           <w:highlight w:val="yellow"/>
         </w:rPr>
-        <w:t xml:space="preserve">As a group, how was the overall experience </w:t>
-      </w:r>
-      <w:proofErr w:type="gramStart"/>
-      <w:r>
-        <w:rPr>
-          <w:highlight w:val="yellow"/>
-        </w:rPr>
-        <w:t>for</w:t>
-      </w:r>
-      <w:proofErr w:type="gramEnd"/>
-      <w:r>
-        <w:rPr>
-          <w:highlight w:val="yellow"/>
-        </w:rPr>
-        <w:t xml:space="preserve"> the project?</w:t>
+        <w:t>As a group, how was the overall experience for the project?</w:t>
       </w:r>
     </w:p>
     <w:p>
@@ -281,21 +346,7 @@
         <w:rPr>
           <w:highlight w:val="yellow"/>
         </w:rPr>
-        <w:t xml:space="preserve">If you were to start once again as a group, </w:t>
-      </w:r>
-      <w:proofErr w:type="gramStart"/>
-      <w:r>
-        <w:rPr>
-          <w:highlight w:val="yellow"/>
-        </w:rPr>
-        <w:t>any</w:t>
-      </w:r>
-      <w:proofErr w:type="gramEnd"/>
-      <w:r>
-        <w:rPr>
-          <w:highlight w:val="yellow"/>
-        </w:rPr>
-        <w:t xml:space="preserve"> changes you would make to the project and/or workflow?</w:t>
+        <w:t>If you were to start once again as a group, any changes you would make to the project and/or workflow?</w:t>
       </w:r>
     </w:p>
     <w:p>
@@ -314,7 +365,7 @@
     </w:p>
     <w:p>
       <w:r>
-        <w:t>https://edugator.app/courses/b471fb90-c706-4a6c-9f09-8fbdee880e2a/lesson/acf30a19-a54b-42f8-b282-3a95a5a6a554)</w:t>
+        <w:t>https://edugator.app/courses/b471fb90-c706-4a6c-9f09-8fbdee880e2a/lesson/acf30a19-a54b-42f8-b282-3a95a5a6a554</w:t>
       </w:r>
     </w:p>
     <w:p/>

--- a/report.docx
+++ b/report.docx
@@ -8,7 +8,15 @@
       </w:r>
       <w:r>
         <w:br/>
-        <w:t xml:space="preserve">Aryan Thakur : </w:t>
+        <w:t xml:space="preserve">Aryan </w:t>
+      </w:r>
+      <w:proofErr w:type="gramStart"/>
+      <w:r>
+        <w:t>Thakur :</w:t>
+      </w:r>
+      <w:proofErr w:type="gramEnd"/>
+      <w:r>
+        <w:t xml:space="preserve"> </w:t>
       </w:r>
       <w:proofErr w:type="spellStart"/>
       <w:r>
@@ -18,14 +26,30 @@
     </w:p>
     <w:p>
       <w:r>
-        <w:t xml:space="preserve">Krina Parikh : </w:t>
+        <w:t xml:space="preserve">Krina </w:t>
+      </w:r>
+      <w:proofErr w:type="gramStart"/>
+      <w:r>
+        <w:t>Parikh :</w:t>
+      </w:r>
+      <w:proofErr w:type="gramEnd"/>
+      <w:r>
+        <w:t xml:space="preserve"> </w:t>
       </w:r>
       <w:r>
         <w:t>krinaparikh5</w:t>
       </w:r>
       <w:r>
         <w:br/>
-        <w:t xml:space="preserve">Bhavika Agarwal : </w:t>
+        <w:t xml:space="preserve">Bhavika </w:t>
+      </w:r>
+      <w:proofErr w:type="gramStart"/>
+      <w:r>
+        <w:t>Agarwal :</w:t>
+      </w:r>
+      <w:proofErr w:type="gramEnd"/>
+      <w:r>
+        <w:t xml:space="preserve"> </w:t>
       </w:r>
       <w:r>
         <w:t>Bhavika-Agarwal</w:t>
@@ -56,73 +80,50 @@
         <w:rPr>
           <w:b/>
           <w:bCs/>
-          <w:highlight w:val="yellow"/>
         </w:rPr>
       </w:pPr>
       <w:r>
         <w:rPr>
           <w:b/>
           <w:bCs/>
-          <w:highlight w:val="yellow"/>
-        </w:rPr>
-        <w:t>Problem: What problem are we trying to solve?</w:t>
-      </w:r>
-    </w:p>
-    <w:p>
-      <w:pPr>
-        <w:rPr>
-          <w:highlight w:val="yellow"/>
-        </w:rPr>
-      </w:pPr>
-      <w:r>
-        <w:rPr>
-          <w:highlight w:val="yellow"/>
-        </w:rPr>
-        <w:t>Students often have trouble finding and matching with the perfect research lab for them at their university. Our research lab matcher would make it easier for students to connect and match with research opportunities that fit with their interests and skills.</w:t>
-      </w:r>
-    </w:p>
-    <w:p>
-      <w:pPr>
+        </w:rPr>
+        <w:t xml:space="preserve">Problem: What </w:t>
+      </w:r>
+      <w:proofErr w:type="gramStart"/>
+      <w:r>
         <w:rPr>
           <w:b/>
           <w:bCs/>
-          <w:highlight w:val="yellow"/>
-        </w:rPr>
-      </w:pPr>
+        </w:rPr>
+        <w:t>problem</w:t>
+      </w:r>
+      <w:proofErr w:type="gramEnd"/>
       <w:r>
         <w:rPr>
           <w:b/>
           <w:bCs/>
-          <w:highlight w:val="yellow"/>
-        </w:rPr>
-        <w:t xml:space="preserve">Motivation: Why is this a problem? </w:t>
-      </w:r>
-    </w:p>
-    <w:p>
-      <w:pPr>
-        <w:rPr>
-          <w:highlight w:val="yellow"/>
-        </w:rPr>
-      </w:pPr>
-      <w:r>
-        <w:rPr>
-          <w:highlight w:val="yellow"/>
-        </w:rPr>
-        <w:t xml:space="preserve">Research labs are often hidden within hundreds of </w:t>
-      </w:r>
-      <w:proofErr w:type="spellStart"/>
-      <w:r>
-        <w:rPr>
-          <w:highlight w:val="yellow"/>
-        </w:rPr>
-        <w:t>sublinks</w:t>
-      </w:r>
-      <w:proofErr w:type="spellEnd"/>
-      <w:r>
-        <w:rPr>
-          <w:highlight w:val="yellow"/>
-        </w:rPr>
-        <w:t xml:space="preserve"> within university websites and it is often difficult for interested students to find the perfect lab for them. Additionally, it can be difficult for students to know if a certain lab is still operational as labs often do not update their websites, leading students to apply to dead google forms.</w:t>
+        </w:rPr>
+        <w:t xml:space="preserve"> are we trying to solve?</w:t>
+      </w:r>
+    </w:p>
+    <w:p>
+      <w:r>
+        <w:t>The problem we are trying to solve is that UF s</w:t>
+      </w:r>
+      <w:r>
+        <w:t xml:space="preserve">tudents often have trouble finding and </w:t>
+      </w:r>
+      <w:r>
+        <w:t>matching</w:t>
+      </w:r>
+      <w:r>
+        <w:t xml:space="preserve"> the perfect research lab for them.</w:t>
+      </w:r>
+      <w:r>
+        <w:t xml:space="preserve"> This problem also persists at numerous universities around the United States.</w:t>
+      </w:r>
+      <w:r>
+        <w:t xml:space="preserve"> Our research lab matcher would make it easier for students to connect and match with research opportunities that fit with their interests and skills.</w:t>
       </w:r>
     </w:p>
     <w:p>
@@ -130,73 +131,75 @@
         <w:rPr>
           <w:b/>
           <w:bCs/>
-          <w:highlight w:val="yellow"/>
         </w:rPr>
       </w:pPr>
       <w:r>
         <w:rPr>
           <w:b/>
           <w:bCs/>
-          <w:highlight w:val="yellow"/>
-        </w:rPr>
-        <w:t>Features implemented</w:t>
-      </w:r>
-    </w:p>
-    <w:p>
-      <w:pPr>
-        <w:rPr>
-          <w:highlight w:val="yellow"/>
-        </w:rPr>
-      </w:pPr>
+        </w:rPr>
+        <w:t xml:space="preserve">Motivation: Why is this a problem? </w:t>
+      </w:r>
+    </w:p>
+    <w:p>
+      <w:r>
+        <w:t xml:space="preserve">Research labs are often hidden within hundreds of </w:t>
+      </w:r>
+      <w:proofErr w:type="spellStart"/>
+      <w:r>
+        <w:t>sublinks</w:t>
+      </w:r>
+      <w:proofErr w:type="spellEnd"/>
+      <w:r>
+        <w:t xml:space="preserve"> within university websites and it is often difficult for interested students to find the perfect lab for them. Additionally, it can be difficult for students to know if a certain lab is still operational as labs often do not update their websites, leading students to apply to dead google forms</w:t>
+      </w:r>
+      <w:r>
+        <w:t xml:space="preserve"> or cold emails that never get responded back to.</w:t>
+      </w:r>
     </w:p>
     <w:p>
       <w:pPr>
         <w:rPr>
           <w:b/>
           <w:bCs/>
-          <w:highlight w:val="yellow"/>
         </w:rPr>
       </w:pPr>
       <w:r>
         <w:rPr>
           <w:b/>
           <w:bCs/>
-          <w:highlight w:val="yellow"/>
-        </w:rPr>
-        <w:t>Description of data</w:t>
-      </w:r>
-    </w:p>
-    <w:p>
-      <w:pPr>
-        <w:rPr>
-          <w:highlight w:val="yellow"/>
-        </w:rPr>
-      </w:pPr>
-      <w:r>
-        <w:rPr>
-          <w:highlight w:val="yellow"/>
-        </w:rPr>
-        <w:t xml:space="preserve">We compiled our data of a variety of research labs at </w:t>
+        </w:rPr>
+        <w:t>Features implemented</w:t>
+      </w:r>
+    </w:p>
+    <w:p>
+      <w:r>
+        <w:t xml:space="preserve">Organization of research Labs by two data structures, </w:t>
       </w:r>
       <w:proofErr w:type="spellStart"/>
       <w:r>
-        <w:rPr>
-          <w:highlight w:val="yellow"/>
-        </w:rPr>
-        <w:t>uf</w:t>
+        <w:t>Hashtable</w:t>
       </w:r>
       <w:proofErr w:type="spellEnd"/>
       <w:r>
-        <w:rPr>
-          <w:highlight w:val="yellow"/>
-        </w:rPr>
-        <w:t xml:space="preserve"> and other universities by simply googling research labs.</w:t>
-      </w:r>
-      <w:r>
-        <w:rPr>
-          <w:highlight w:val="yellow"/>
-        </w:rPr>
-        <w:t xml:space="preserve"> It is a csv file with the following columns: </w:t>
+        <w:t xml:space="preserve"> and N-Array tree</w:t>
+      </w:r>
+      <w:r>
+        <w:t xml:space="preserve">, </w:t>
+      </w:r>
+      <w:r>
+        <w:t>SFML</w:t>
+      </w:r>
+      <w:r>
+        <w:t xml:space="preserve"> GUI for making lab property selections, and </w:t>
+      </w:r>
+      <w:proofErr w:type="gramStart"/>
+      <w:r>
+        <w:t>compare</w:t>
+      </w:r>
+      <w:proofErr w:type="gramEnd"/>
+      <w:r>
+        <w:t xml:space="preserve"> timing of the two data structures. </w:t>
       </w:r>
     </w:p>
     <w:p>
@@ -204,72 +207,101 @@
         <w:rPr>
           <w:b/>
           <w:bCs/>
-          <w:highlight w:val="yellow"/>
         </w:rPr>
       </w:pPr>
       <w:r>
         <w:rPr>
           <w:b/>
           <w:bCs/>
-          <w:highlight w:val="yellow"/>
-        </w:rPr>
-        <w:t>Tools/Languages/APIs/Libraries used</w:t>
-      </w:r>
-    </w:p>
-    <w:p>
-      <w:pPr>
-        <w:rPr>
-          <w:highlight w:val="yellow"/>
-        </w:rPr>
-      </w:pPr>
+        </w:rPr>
+        <w:t>Description of data</w:t>
+      </w:r>
+    </w:p>
+    <w:p>
+      <w:r>
+        <w:t xml:space="preserve">We compiled our data of a variety of research labs at </w:t>
+      </w:r>
+      <w:proofErr w:type="spellStart"/>
+      <w:r>
+        <w:t>uf</w:t>
+      </w:r>
+      <w:proofErr w:type="spellEnd"/>
+      <w:r>
+        <w:t xml:space="preserve"> and other universities by simply googling research labs.</w:t>
+      </w:r>
+      <w:r>
+        <w:t xml:space="preserve"> It is a csv file with the following columns: </w:t>
+      </w:r>
+      <w:r>
+        <w:br/>
+      </w:r>
+      <w:r>
+        <w:t>Number, University, Major, Topic, Student Level, Lab Name, Supervisor email, Synopsis.</w:t>
+      </w:r>
     </w:p>
     <w:p>
       <w:pPr>
         <w:rPr>
           <w:b/>
           <w:bCs/>
-          <w:highlight w:val="yellow"/>
         </w:rPr>
       </w:pPr>
       <w:r>
         <w:rPr>
           <w:b/>
           <w:bCs/>
-          <w:highlight w:val="yellow"/>
-        </w:rPr>
-        <w:t>Algorithms implemented</w:t>
-      </w:r>
-    </w:p>
-    <w:p>
-      <w:pPr>
-        <w:rPr>
-          <w:highlight w:val="yellow"/>
-        </w:rPr>
-      </w:pPr>
-    </w:p>
+        </w:rPr>
+        <w:t>Tools/Languages/APIs/Libraries used</w:t>
+      </w:r>
+    </w:p>
+    <w:p/>
     <w:p>
       <w:pPr>
         <w:rPr>
           <w:b/>
           <w:bCs/>
-          <w:highlight w:val="yellow"/>
         </w:rPr>
       </w:pPr>
       <w:r>
         <w:rPr>
           <w:b/>
           <w:bCs/>
-          <w:highlight w:val="yellow"/>
-        </w:rPr>
-        <w:t>Additional Data Structures/Algorithms used</w:t>
-      </w:r>
-    </w:p>
-    <w:p>
-      <w:pPr>
-        <w:rPr>
-          <w:highlight w:val="yellow"/>
-        </w:rPr>
-      </w:pPr>
+        </w:rPr>
+        <w:t>Algorithms implemented</w:t>
+      </w:r>
+    </w:p>
+    <w:p>
+      <w:proofErr w:type="spellStart"/>
+      <w:r>
+        <w:t>Hashtable</w:t>
+      </w:r>
+      <w:proofErr w:type="spellEnd"/>
+      <w:r>
+        <w:t xml:space="preserve"> insertion and resizing</w:t>
+      </w:r>
+      <w:r>
+        <w:br/>
+      </w:r>
+      <w:proofErr w:type="spellStart"/>
+      <w:r>
+        <w:t>Hashtable</w:t>
+      </w:r>
+      <w:proofErr w:type="spellEnd"/>
+      <w:r>
+        <w:t xml:space="preserve"> searching</w:t>
+      </w:r>
+      <w:r>
+        <w:br/>
+        <w:t>N-Ary Insertion</w:t>
+      </w:r>
+      <w:r>
+        <w:br/>
+        <w:t>N-Ary Deletion</w:t>
+      </w:r>
+      <w:r>
+        <w:br/>
+        <w:t>N-Ary Search</w:t>
+      </w:r>
     </w:p>
     <w:p>
       <w:pPr>
@@ -282,9 +314,96 @@
         <w:rPr>
           <w:b/>
           <w:bCs/>
+        </w:rPr>
+        <w:t>Additional Data Structures/Algorithms used</w:t>
+      </w:r>
+    </w:p>
+    <w:p>
+      <w:proofErr w:type="spellStart"/>
+      <w:r>
+        <w:t>Hashtable</w:t>
+      </w:r>
+      <w:proofErr w:type="spellEnd"/>
+      <w:r>
+        <w:br/>
+        <w:t>N-Ary</w:t>
+      </w:r>
+    </w:p>
+    <w:p>
+      <w:pPr>
+        <w:rPr>
+          <w:b/>
+          <w:bCs/>
+        </w:rPr>
+      </w:pPr>
+      <w:r>
+        <w:rPr>
+          <w:b/>
+          <w:bCs/>
+        </w:rPr>
+        <w:t>Distribution of Responsibility and Roles: Who did what?</w:t>
+      </w:r>
+    </w:p>
+    <w:p>
+      <w:r>
+        <w:t xml:space="preserve">Aryan – </w:t>
+      </w:r>
+      <w:proofErr w:type="spellStart"/>
+      <w:r>
+        <w:t>Hashtable</w:t>
+      </w:r>
+      <w:proofErr w:type="spellEnd"/>
+      <w:r>
+        <w:t xml:space="preserve"> data structure, Report, Bug Fixes</w:t>
+      </w:r>
+      <w:r>
+        <w:br/>
+        <w:t>Krina – N-Ary data structure, SFML GUI</w:t>
+      </w:r>
+      <w:r>
+        <w:br/>
+        <w:t>Bhavika – SFML</w:t>
+      </w:r>
+      <w:r>
+        <w:t xml:space="preserve"> GUI</w:t>
+      </w:r>
+      <w:r>
+        <w:t>, Data Generation</w:t>
+      </w:r>
+    </w:p>
+    <w:p>
+      <w:pPr>
+        <w:rPr>
           <w:highlight w:val="yellow"/>
         </w:rPr>
-        <w:t>Distribution of Responsibility and Roles: Who did what?</w:t>
+      </w:pPr>
+      <w:r>
+        <w:rPr>
+          <w:highlight w:val="yellow"/>
+        </w:rPr>
+        <w:t>Any changes the group made after the proposal? The rationale behind the changes.</w:t>
+      </w:r>
+    </w:p>
+    <w:p>
+      <w:r>
+        <w:rPr>
+          <w:highlight w:val="yellow"/>
+        </w:rPr>
+        <w:t xml:space="preserve">Big O worst </w:t>
+      </w:r>
+      <w:proofErr w:type="gramStart"/>
+      <w:r>
+        <w:rPr>
+          <w:highlight w:val="yellow"/>
+        </w:rPr>
+        <w:t>case time</w:t>
+      </w:r>
+      <w:proofErr w:type="gramEnd"/>
+      <w:r>
+        <w:rPr>
+          <w:highlight w:val="yellow"/>
+        </w:rPr>
+        <w:t xml:space="preserve"> complexity analysis of the major functions/features you implemented</w:t>
       </w:r>
     </w:p>
     <w:p/>
@@ -298,77 +417,116 @@
         <w:rPr>
           <w:highlight w:val="yellow"/>
         </w:rPr>
-        <w:t>Any changes the group made after the proposal? The rationale behind the changes.</w:t>
-      </w:r>
-    </w:p>
-    <w:p>
+        <w:t xml:space="preserve">As a group, how was the overall experience </w:t>
+      </w:r>
+      <w:proofErr w:type="gramStart"/>
       <w:r>
         <w:rPr>
           <w:highlight w:val="yellow"/>
         </w:rPr>
-        <w:t>Big O worst case time complexity analysis of the major functions/features you implemented</w:t>
+        <w:t>for</w:t>
+      </w:r>
+      <w:proofErr w:type="gramEnd"/>
+      <w:r>
+        <w:rPr>
+          <w:highlight w:val="yellow"/>
+        </w:rPr>
+        <w:t xml:space="preserve"> the project?</w:t>
+      </w:r>
+    </w:p>
+    <w:p>
+      <w:pPr>
+        <w:rPr>
+          <w:highlight w:val="yellow"/>
+        </w:rPr>
+      </w:pPr>
+      <w:r>
+        <w:rPr>
+          <w:highlight w:val="yellow"/>
+        </w:rPr>
+        <w:t>Did you have any challenges? If so, describe.</w:t>
+      </w:r>
+    </w:p>
+    <w:p>
+      <w:pPr>
+        <w:rPr>
+          <w:highlight w:val="yellow"/>
+        </w:rPr>
+      </w:pPr>
+      <w:r>
+        <w:rPr>
+          <w:highlight w:val="yellow"/>
+        </w:rPr>
+        <w:t xml:space="preserve">If you were to start once again as a group, </w:t>
+      </w:r>
+      <w:proofErr w:type="gramStart"/>
+      <w:r>
+        <w:rPr>
+          <w:highlight w:val="yellow"/>
+        </w:rPr>
+        <w:t>any</w:t>
+      </w:r>
+      <w:proofErr w:type="gramEnd"/>
+      <w:r>
+        <w:rPr>
+          <w:highlight w:val="yellow"/>
+        </w:rPr>
+        <w:t xml:space="preserve"> changes you would make to the project and/or workflow?</w:t>
+      </w:r>
+    </w:p>
+    <w:p>
+      <w:r>
+        <w:rPr>
+          <w:highlight w:val="yellow"/>
+        </w:rPr>
+        <w:t>Comment on what each of the members learned through this process.</w:t>
       </w:r>
     </w:p>
     <w:p/>
     <w:p>
+      <w:r>
+        <w:t>References </w:t>
+      </w:r>
+    </w:p>
+    <w:p>
+      <w:hyperlink r:id="rId5" w:history="1">
+        <w:r>
+          <w:rPr>
+            <w:rStyle w:val="Hyperlink"/>
+          </w:rPr>
+          <w:t>https://edugator.app/courses/b471fb90-c706-4a6c-9f09-8fbdee880e2a/lesson/acf30a19-a54b-42f8-b282-3a95a5a6a554</w:t>
+        </w:r>
+      </w:hyperlink>
+    </w:p>
+    <w:p>
       <w:pPr>
-        <w:rPr>
-          <w:highlight w:val="yellow"/>
-        </w:rPr>
+        <w:tabs>
+          <w:tab w:val="left" w:pos="6429"/>
+        </w:tabs>
       </w:pPr>
-      <w:r>
-        <w:rPr>
-          <w:highlight w:val="yellow"/>
-        </w:rPr>
-        <w:t>As a group, how was the overall experience for the project?</w:t>
-      </w:r>
+      <w:hyperlink r:id="rId6" w:history="1">
+        <w:r>
+          <w:rPr>
+            <w:rStyle w:val="Hyperlink"/>
+          </w:rPr>
+          <w:t>https://www.google.com/search?q=how+to+check+if+a+button+is+clicked+in+sfml&amp;oq=how+to+check+if+a+button+is+clicked+in+sfml&amp;gs_lcrp=EgZjaHJvbWUyBggAEEUYOTIHCAEQIRigATIHCAIQIRigATIHCAMQIRigATIHCAQQIRifBTIHCAUQIRiPAtIBCDkyNDNqMGo3qAIAsAIA&amp;sourceid=chrome&amp;ie=UTF-8</w:t>
+        </w:r>
+      </w:hyperlink>
     </w:p>
     <w:p>
       <w:pPr>
-        <w:rPr>
-          <w:highlight w:val="yellow"/>
-        </w:rPr>
+        <w:tabs>
+          <w:tab w:val="left" w:pos="6429"/>
+        </w:tabs>
       </w:pPr>
-      <w:r>
-        <w:rPr>
-          <w:highlight w:val="yellow"/>
-        </w:rPr>
-        <w:t>Did you have any challenges? If so, describe.</w:t>
-      </w:r>
     </w:p>
     <w:p>
       <w:pPr>
-        <w:rPr>
-          <w:highlight w:val="yellow"/>
-        </w:rPr>
+        <w:tabs>
+          <w:tab w:val="left" w:pos="6429"/>
+        </w:tabs>
       </w:pPr>
-      <w:r>
-        <w:rPr>
-          <w:highlight w:val="yellow"/>
-        </w:rPr>
-        <w:t>If you were to start once again as a group, any changes you would make to the project and/or workflow?</w:t>
-      </w:r>
-    </w:p>
-    <w:p>
-      <w:r>
-        <w:rPr>
-          <w:highlight w:val="yellow"/>
-        </w:rPr>
-        <w:t>Comment on what each of the members learned through this process.</w:t>
-      </w:r>
-    </w:p>
-    <w:p/>
-    <w:p>
-      <w:r>
-        <w:t>References </w:t>
-      </w:r>
-    </w:p>
-    <w:p>
-      <w:r>
-        <w:t>https://edugator.app/courses/b471fb90-c706-4a6c-9f09-8fbdee880e2a/lesson/acf30a19-a54b-42f8-b282-3a95a5a6a554</w:t>
-      </w:r>
-    </w:p>
-    <w:p/>
+    </w:p>
     <w:sectPr>
       <w:pgSz w:w="12240" w:h="15840"/>
       <w:pgMar w:top="1440" w:right="1440" w:bottom="1440" w:left="1440" w:header="720" w:footer="720" w:gutter="0"/>
@@ -1386,6 +1544,33 @@
       <w:shd w:val="clear" w:color="auto" w:fill="E1DFDD"/>
     </w:rPr>
   </w:style>
+  <w:style w:type="paragraph" w:styleId="HTMLPreformatted">
+    <w:name w:val="HTML Preformatted"/>
+    <w:basedOn w:val="Normal"/>
+    <w:link w:val="HTMLPreformattedChar"/>
+    <w:uiPriority w:val="99"/>
+    <w:semiHidden/>
+    <w:unhideWhenUsed/>
+    <w:rsid w:val="0031018D"/>
+    <w:rPr>
+      <w:rFonts w:ascii="Consolas" w:hAnsi="Consolas"/>
+      <w:sz w:val="20"/>
+      <w:szCs w:val="20"/>
+    </w:rPr>
+  </w:style>
+  <w:style w:type="character" w:customStyle="1" w:styleId="HTMLPreformattedChar">
+    <w:name w:val="HTML Preformatted Char"/>
+    <w:basedOn w:val="DefaultParagraphFont"/>
+    <w:link w:val="HTMLPreformatted"/>
+    <w:uiPriority w:val="99"/>
+    <w:semiHidden/>
+    <w:rsid w:val="0031018D"/>
+    <w:rPr>
+      <w:rFonts w:ascii="Consolas" w:hAnsi="Consolas"/>
+      <w:sz w:val="20"/>
+      <w:szCs w:val="20"/>
+    </w:rPr>
+  </w:style>
 </w:styles>
 </file>
 
